--- a/test-files/border-junction-colour.docx
+++ b/test-files/border-junction-colour.docx
@@ -28,6 +28,11 @@
     <w:p>
       <w:r>
         <w:t xml:space="preserve">  - pale in table 1, dark in table 2      -&gt; the horizontal always wins</w:t>
+      </w:r>
+    </w:p>
+    <w:p>
+      <w:r>
+        <w:t xml:space="preserve">MEASURED: Word draws pale in table 1 and dark in table 2. The horizontal takes the square, whichever axis carries the darker line.</w:t>
       </w:r>
     </w:p>
     <w:p>
@@ -283,12 +288,12 @@
         <w:rPr>
           <w:b/>
         </w:rPr>
-        <w:t xml:space="preserve">Table 3 - both axes 12pt double. Not a discrimination: a known limit.</w:t>
-      </w:r>
-    </w:p>
-    <w:p>
-      <w:r>
-        <w:t xml:space="preserve">A double is two rules with a gap, so the crossing should ideally be a two-by-two lattice of ink with both gaps running through it. This engine draws the square along one axis instead, which gives two rungs. What Word draws here is worth recording.</w:t>
+        <w:t xml:space="preserve">Table 3 - both axes 12pt double. MEASURED.</w:t>
+      </w:r>
+    </w:p>
+    <w:p>
+      <w:r>
+        <w:t xml:space="preserve">A double is two rules with a gap, so the crossing is ideally a two-by-two lattice of ink with both gaps running through it, and that is what Word draws: the borders read as negative space, so every cell looks separately enclosed. The engine drew the square along one axis instead, which gave two rungs.</w:t>
       </w:r>
     </w:p>
     <w:tbl>
@@ -397,6 +402,264 @@
           <w:p>
             <w:r>
               <w:t xml:space="preserve">i</w:t>
+            </w:r>
+          </w:p>
+        </w:tc>
+      </w:tr>
+    </w:tbl>
+    <w:p>
+      <w:r>
+        <w:t xml:space="preserve"/>
+      </w:r>
+    </w:p>
+    <w:p>
+      <w:r>
+        <w:rPr>
+          <w:b/>
+        </w:rPr>
+        <w:t xml:space="preserve">Table 4 - 12pt single horizontal crossing a 12pt double vertical. OPEN.</w:t>
+      </w:r>
+    </w:p>
+    <w:p>
+      <w:r>
+        <w:t xml:space="preserve">Tables 1 to 3 settle a crossing into the product of its two axes: each one divides the square across its own short side, and the horizontal colours it. This is the shape that product makes a claim about with no measurement behind it. Read whether the solid horizontal runs through the crossing unbroken, or whether the vertical's 4pt gap is punched through it, leaving the horizontal in two pieces at every crossing.</w:t>
+      </w:r>
+    </w:p>
+    <w:tbl>
+      <w:tblPr>
+        <w:tblW w:w="6000" w:type="dxa"/>
+        <w:tblBorders>
+          <w:insideV w:val="double" w:sz="96" w:space="0" w:color="000000"/>
+          <w:insideH w:val="single" w:sz="96" w:space="0" w:color="000000"/>
+        </w:tblBorders>
+        <w:tblLayout w:type="fixed"/>
+      </w:tblPr>
+      <w:tblGrid>
+        <w:gridCol w:w="2000"/>
+        <w:gridCol w:w="2000"/>
+        <w:gridCol w:w="2000"/>
+      </w:tblGrid>
+      <w:tr>
+        <w:tc>
+          <w:tcPr>
+            <w:tcW w:w="2000" w:type="dxa"/>
+          </w:tcPr>
+          <w:p>
+            <w:r>
+              <w:t xml:space="preserve">e</w:t>
+            </w:r>
+          </w:p>
+        </w:tc>
+        <w:tc>
+          <w:tcPr>
+            <w:tcW w:w="2000" w:type="dxa"/>
+          </w:tcPr>
+          <w:p>
+            <w:r>
+              <w:t xml:space="preserve">f</w:t>
+            </w:r>
+          </w:p>
+        </w:tc>
+        <w:tc>
+          <w:tcPr>
+            <w:tcW w:w="2000" w:type="dxa"/>
+          </w:tcPr>
+          <w:p>
+            <w:r>
+              <w:t xml:space="preserve">g</w:t>
+            </w:r>
+          </w:p>
+        </w:tc>
+      </w:tr>
+      <w:tr>
+        <w:tc>
+          <w:tcPr>
+            <w:tcW w:w="2000" w:type="dxa"/>
+          </w:tcPr>
+          <w:p>
+            <w:r>
+              <w:t xml:space="preserve">e</w:t>
+            </w:r>
+          </w:p>
+        </w:tc>
+        <w:tc>
+          <w:tcPr>
+            <w:tcW w:w="2000" w:type="dxa"/>
+          </w:tcPr>
+          <w:p>
+            <w:r>
+              <w:t xml:space="preserve">f</w:t>
+            </w:r>
+          </w:p>
+        </w:tc>
+        <w:tc>
+          <w:tcPr>
+            <w:tcW w:w="2000" w:type="dxa"/>
+          </w:tcPr>
+          <w:p>
+            <w:r>
+              <w:t xml:space="preserve">g</w:t>
+            </w:r>
+          </w:p>
+        </w:tc>
+      </w:tr>
+      <w:tr>
+        <w:tc>
+          <w:tcPr>
+            <w:tcW w:w="2000" w:type="dxa"/>
+          </w:tcPr>
+          <w:p>
+            <w:r>
+              <w:t xml:space="preserve">e</w:t>
+            </w:r>
+          </w:p>
+        </w:tc>
+        <w:tc>
+          <w:tcPr>
+            <w:tcW w:w="2000" w:type="dxa"/>
+          </w:tcPr>
+          <w:p>
+            <w:r>
+              <w:t xml:space="preserve">f</w:t>
+            </w:r>
+          </w:p>
+        </w:tc>
+        <w:tc>
+          <w:tcPr>
+            <w:tcW w:w="2000" w:type="dxa"/>
+          </w:tcPr>
+          <w:p>
+            <w:r>
+              <w:t xml:space="preserve">g</w:t>
+            </w:r>
+          </w:p>
+        </w:tc>
+      </w:tr>
+    </w:tbl>
+    <w:p>
+      <w:r>
+        <w:t xml:space="preserve"/>
+      </w:r>
+    </w:p>
+    <w:p>
+      <w:r>
+        <w:rPr>
+          <w:b/>
+        </w:rPr>
+        <w:t xml:space="preserve">Table 5 - a 12pt black vertical crossing a 3pt pale horizontal. OPEN.</w:t>
+      </w:r>
+    </w:p>
+    <w:p>
+      <w:r>
+        <w:t xml:space="preserve">Tables 1 and 2 tie the two axes on weight, which is what makes them a test of colour and also what keeps them silent about weight. Read the crossings: a pale 3pt band interrupting the thick black vertical means the horizontal wins whatever its weight, and a black crossing that interrupts the pale line instead means the heavier line wins.</w:t>
+      </w:r>
+    </w:p>
+    <w:tbl>
+      <w:tblPr>
+        <w:tblW w:w="6000" w:type="dxa"/>
+        <w:tblBorders>
+          <w:insideV w:val="single" w:sz="96" w:space="0" w:color="000000"/>
+          <w:insideH w:val="single" w:sz="24" w:space="0" w:color="BFBFBF"/>
+        </w:tblBorders>
+        <w:tblLayout w:type="fixed"/>
+      </w:tblPr>
+      <w:tblGrid>
+        <w:gridCol w:w="2000"/>
+        <w:gridCol w:w="2000"/>
+        <w:gridCol w:w="2000"/>
+      </w:tblGrid>
+      <w:tr>
+        <w:tc>
+          <w:tcPr>
+            <w:tcW w:w="2000" w:type="dxa"/>
+          </w:tcPr>
+          <w:p>
+            <w:r>
+              <w:t xml:space="preserve">h</w:t>
+            </w:r>
+          </w:p>
+        </w:tc>
+        <w:tc>
+          <w:tcPr>
+            <w:tcW w:w="2000" w:type="dxa"/>
+          </w:tcPr>
+          <w:p>
+            <w:r>
+              <w:t xml:space="preserve">i</w:t>
+            </w:r>
+          </w:p>
+        </w:tc>
+        <w:tc>
+          <w:tcPr>
+            <w:tcW w:w="2000" w:type="dxa"/>
+          </w:tcPr>
+          <w:p>
+            <w:r>
+              <w:t xml:space="preserve">j</w:t>
+            </w:r>
+          </w:p>
+        </w:tc>
+      </w:tr>
+      <w:tr>
+        <w:tc>
+          <w:tcPr>
+            <w:tcW w:w="2000" w:type="dxa"/>
+          </w:tcPr>
+          <w:p>
+            <w:r>
+              <w:t xml:space="preserve">h</w:t>
+            </w:r>
+          </w:p>
+        </w:tc>
+        <w:tc>
+          <w:tcPr>
+            <w:tcW w:w="2000" w:type="dxa"/>
+          </w:tcPr>
+          <w:p>
+            <w:r>
+              <w:t xml:space="preserve">i</w:t>
+            </w:r>
+          </w:p>
+        </w:tc>
+        <w:tc>
+          <w:tcPr>
+            <w:tcW w:w="2000" w:type="dxa"/>
+          </w:tcPr>
+          <w:p>
+            <w:r>
+              <w:t xml:space="preserve">j</w:t>
+            </w:r>
+          </w:p>
+        </w:tc>
+      </w:tr>
+      <w:tr>
+        <w:tc>
+          <w:tcPr>
+            <w:tcW w:w="2000" w:type="dxa"/>
+          </w:tcPr>
+          <w:p>
+            <w:r>
+              <w:t xml:space="preserve">h</w:t>
+            </w:r>
+          </w:p>
+        </w:tc>
+        <w:tc>
+          <w:tcPr>
+            <w:tcW w:w="2000" w:type="dxa"/>
+          </w:tcPr>
+          <w:p>
+            <w:r>
+              <w:t xml:space="preserve">i</w:t>
+            </w:r>
+          </w:p>
+        </w:tc>
+        <w:tc>
+          <w:tcPr>
+            <w:tcW w:w="2000" w:type="dxa"/>
+          </w:tcPr>
+          <w:p>
+            <w:r>
+              <w:t xml:space="preserve">j</w:t>
             </w:r>
           </w:p>
         </w:tc>

--- a/test-files/border-junction-colour.docx
+++ b/test-files/border-junction-colour.docx
@@ -32,7 +32,7 @@
     </w:p>
     <w:p>
       <w:r>
-        <w:t xml:space="preserve">MEASURED: Word draws pale in table 1 and dark in table 2. The horizontal takes the square, whichever axis carries the darker line.</w:t>
+        <w:t xml:space="preserve">MEASURED: Word draws pale in table 1 and dark in table 2. At equal weight the horizontal takes the square, whichever axis is darker - so colour never decides. Table 5 adds the weight half.</w:t>
       </w:r>
     </w:p>
     <w:p>
@@ -546,12 +546,12 @@
         <w:rPr>
           <w:b/>
         </w:rPr>
-        <w:t xml:space="preserve">Table 5 - a 12pt black vertical crossing a 3pt pale horizontal. OPEN.</w:t>
-      </w:r>
-    </w:p>
-    <w:p>
-      <w:r>
-        <w:t xml:space="preserve">Tables 1 and 2 tie the two axes on weight, which is what makes them a test of colour and also what keeps them silent about weight. Read the crossings: a pale 3pt band interrupting the thick black vertical means the horizontal wins whatever its weight, and a black crossing that interrupts the pale line instead means the heavier line wins.</w:t>
+        <w:t xml:space="preserve">Table 5 - a 12pt black vertical crossing a 3pt pale horizontal. MEASURED.</w:t>
+      </w:r>
+    </w:p>
+    <w:p>
+      <w:r>
+        <w:t xml:space="preserve">Tables 1 and 2 tie the two axes on weight, which is what makes them a test of colour and also what keeps them silent about weight. Word draws the vertical through these crossings, so the heavier line wins and the horizontal only breaks a tie - which is the 17.4.66 weight step and nothing after it.</w:t>
       </w:r>
     </w:p>
     <w:tbl>
